--- a/swh/docx/65.content.docx
+++ b/swh/docx/65.content.docx
@@ -19,7 +19,7 @@
         <w:rPr>
           <w:lang w:val="sw_KE" w:bidi="sw_KE"/>
         </w:rPr>
-        <w:t>Resource: Maelezo ya Masomo - Machapisho ya Vitabu (Tyndale)</w:t>
+        <w:t>Resource: Tyndale Open Study Notes</w:t>
       </w:r>
       <w:r>
         <w:rPr>
@@ -112,7 +112,7 @@
         <w:rPr>
           <w:lang w:val="sw_KE" w:bidi="sw_KE"/>
         </w:rPr>
-        <w:t>Maelezo ya Masomo - Machapisho ya Vitabu (Tyndale)</w:t>
+        <w:t>Tyndale Open Study Notes</w:t>
       </w:r>
     </w:p>
     <w:p>

--- a/swh/docx/65.content.docx
+++ b/swh/docx/65.content.docx
@@ -19,7 +19,7 @@
         <w:rPr>
           <w:lang w:val="sw_KE" w:bidi="sw_KE"/>
         </w:rPr>
-        <w:t>Resource: Tyndale Open Study Notes</w:t>
+        <w:t>Resource: Aquifer Open Study Notes (Book Intros)</w:t>
       </w:r>
       <w:r>
         <w:rPr>
@@ -112,7 +112,7 @@
         <w:rPr>
           <w:lang w:val="sw_KE" w:bidi="sw_KE"/>
         </w:rPr>
-        <w:t>Tyndale Open Study Notes</w:t>
+        <w:t>Aquifer Open Study Notes (Book Intros)</w:t>
       </w:r>
     </w:p>
     <w:p>

--- a/swh/docx/65.content.docx
+++ b/swh/docx/65.content.docx
@@ -258,90 +258,60 @@
         </w:rPr>
         <w:t>Yuda aliandika barua hii ili kupambana na walimu wa uongo katika kanisa la awali. Yuda anazingatia zaidi jinsi watu hawa walivyoishi kuliko kile walichokuwa wakifundisha; kiini cha ukosoaji wa Yuda ni shtaka kwamba walikuwa watu wa anasa—walidhani kwamba neema ya Mungu iliyoonyeshwa katika Kristo iliwapa uhuru wa kufanya chochote walichotaka (</w:t>
       </w:r>
-      <w:hyperlink r:id="rId13">
-        <w:r>
-          <w:rPr>
-            <w:lang w:val="sw_KE" w:bidi="sw_KE"/>
-          </w:rPr>
-          <w:rPr>
-            <w:color w:val="0000EE"/>
-            <w:u w:val="single"/>
-          </w:rPr>
-          <w:t>1:4</w:t>
-        </w:r>
-      </w:hyperlink>
+      <w:r>
+        <w:rPr>
+          <w:lang w:val="sw_KE" w:bidi="sw_KE"/>
+        </w:rPr>
+        <w:t>1:4</w:t>
+      </w:r>
       <w:r>
         <w:rPr>
           <w:lang w:val="sw_KE" w:bidi="sw_KE"/>
         </w:rPr>
         <w:t xml:space="preserve">). Hawakuwa na heshima kwa mamlaka (tazama </w:t>
       </w:r>
-      <w:hyperlink r:id="rId14">
-        <w:r>
-          <w:rPr>
-            <w:lang w:val="sw_KE" w:bidi="sw_KE"/>
-          </w:rPr>
-          <w:rPr>
-            <w:color w:val="0000EE"/>
-            <w:u w:val="single"/>
-          </w:rPr>
-          <w:t>1:8–9</w:t>
-        </w:r>
-      </w:hyperlink>
+      <w:r>
+        <w:rPr>
+          <w:lang w:val="sw_KE" w:bidi="sw_KE"/>
+        </w:rPr>
+        <w:t>1:8–9</w:t>
+      </w:r>
       <w:r>
         <w:rPr>
           <w:lang w:val="sw_KE" w:bidi="sw_KE"/>
         </w:rPr>
         <w:t>), na walijihusisha na tabia nyingi za dhambi (</w:t>
       </w:r>
-      <w:hyperlink r:id="rId15">
-        <w:r>
-          <w:rPr>
-            <w:lang w:val="sw_KE" w:bidi="sw_KE"/>
-          </w:rPr>
-          <w:rPr>
-            <w:color w:val="0000EE"/>
-            <w:u w:val="single"/>
-          </w:rPr>
-          <w:t>1:16</w:t>
-        </w:r>
-      </w:hyperlink>
+      <w:r>
+        <w:rPr>
+          <w:lang w:val="sw_KE" w:bidi="sw_KE"/>
+        </w:rPr>
+        <w:t>1:16</w:t>
+      </w:r>
       <w:r>
         <w:rPr>
           <w:lang w:val="sw_KE" w:bidi="sw_KE"/>
         </w:rPr>
         <w:t xml:space="preserve">, </w:t>
       </w:r>
-      <w:hyperlink r:id="rId16">
-        <w:r>
-          <w:rPr>
-            <w:lang w:val="sw_KE" w:bidi="sw_KE"/>
-          </w:rPr>
-          <w:rPr>
-            <w:color w:val="0000EE"/>
-            <w:u w:val="single"/>
-          </w:rPr>
-          <w:t>19</w:t>
-        </w:r>
-      </w:hyperlink>
+      <w:r>
+        <w:rPr>
+          <w:lang w:val="sw_KE" w:bidi="sw_KE"/>
+        </w:rPr>
+        <w:t>19</w:t>
+      </w:r>
       <w:r>
         <w:rPr>
           <w:lang w:val="sw_KE" w:bidi="sw_KE"/>
         </w:rPr>
         <w:t xml:space="preserve">). Watu hawa wa anasa, ambao walidai kuwa wafuasi wa Kristo (tazama </w:t>
       </w:r>
-      <w:hyperlink r:id="rId13">
-        <w:r>
-          <w:rPr>
-            <w:lang w:val="sw_KE" w:bidi="sw_KE"/>
-          </w:rPr>
-          <w:rPr>
-            <w:color w:val="0000EE"/>
-            <w:u w:val="single"/>
-          </w:rPr>
-          <w:t>1:4</w:t>
-        </w:r>
-      </w:hyperlink>
+      <w:r>
+        <w:rPr>
+          <w:lang w:val="sw_KE" w:bidi="sw_KE"/>
+        </w:rPr>
+        <w:t>1:4</w:t>
+      </w:r>
       <w:r>
         <w:rPr>
           <w:lang w:val="sw_KE" w:bidi="sw_KE"/>
@@ -373,36 +343,24 @@
         </w:rPr>
         <w:t>Baada ya ufunguzi wa barua (</w:t>
       </w:r>
-      <w:hyperlink r:id="rId17">
-        <w:r>
-          <w:rPr>
-            <w:lang w:val="sw_KE" w:bidi="sw_KE"/>
-          </w:rPr>
-          <w:rPr>
-            <w:color w:val="0000EE"/>
-            <w:u w:val="single"/>
-          </w:rPr>
-          <w:t>1:1–2</w:t>
-        </w:r>
-      </w:hyperlink>
+      <w:r>
+        <w:rPr>
+          <w:lang w:val="sw_KE" w:bidi="sw_KE"/>
+        </w:rPr>
+        <w:t>1:1–2</w:t>
+      </w:r>
       <w:r>
         <w:rPr>
           <w:lang w:val="sw_KE" w:bidi="sw_KE"/>
         </w:rPr>
         <w:t>), Yuda anaeleza sababu iliyomfanya aandike barua yake (</w:t>
       </w:r>
-      <w:hyperlink r:id="rId18">
-        <w:r>
-          <w:rPr>
-            <w:lang w:val="sw_KE" w:bidi="sw_KE"/>
-          </w:rPr>
-          <w:rPr>
-            <w:color w:val="0000EE"/>
-            <w:u w:val="single"/>
-          </w:rPr>
-          <w:t>1:3–4</w:t>
-        </w:r>
-      </w:hyperlink>
+      <w:r>
+        <w:rPr>
+          <w:lang w:val="sw_KE" w:bidi="sw_KE"/>
+        </w:rPr>
+        <w:t>1:3–4</w:t>
+      </w:r>
       <w:r>
         <w:rPr>
           <w:lang w:val="sw_KE" w:bidi="sw_KE"/>
@@ -423,18 +381,12 @@
         </w:rPr>
         <w:t xml:space="preserve">Kwenye </w:t>
       </w:r>
-      <w:hyperlink r:id="rId19">
-        <w:r>
-          <w:rPr>
-            <w:lang w:val="sw_KE" w:bidi="sw_KE"/>
-          </w:rPr>
-          <w:rPr>
-            <w:color w:val="0000EE"/>
-            <w:u w:val="single"/>
-          </w:rPr>
-          <w:t>1:5–16</w:t>
-        </w:r>
-      </w:hyperlink>
+      <w:r>
+        <w:rPr>
+          <w:lang w:val="sw_KE" w:bidi="sw_KE"/>
+        </w:rPr>
+        <w:t>1:5–16</w:t>
+      </w:r>
       <w:r>
         <w:rPr>
           <w:lang w:val="sw_KE" w:bidi="sw_KE"/>
@@ -461,18 +413,12 @@
         </w:rPr>
         <w:t>A,</w:t>
       </w:r>
-      <w:hyperlink r:id="rId20">
-        <w:r>
-          <w:rPr>
-            <w:lang w:val="sw_KE" w:bidi="sw_KE"/>
-          </w:rPr>
-          <w:rPr>
-            <w:color w:val="0000EE"/>
-            <w:u w:val="single"/>
-          </w:rPr>
-          <w:t>1:5–10</w:t>
-        </w:r>
-      </w:hyperlink>
+      <w:r>
+        <w:rPr>
+          <w:lang w:val="sw_KE" w:bidi="sw_KE"/>
+        </w:rPr>
+        <w:t>1:5–10</w:t>
+      </w:r>
       <w:r>
         <w:rPr>
           <w:lang w:val="sw_KE" w:bidi="sw_KE"/>
@@ -486,18 +432,12 @@
         </w:rPr>
         <w:t>B,</w:t>
       </w:r>
-      <w:hyperlink r:id="rId21">
-        <w:r>
-          <w:rPr>
-            <w:lang w:val="sw_KE" w:bidi="sw_KE"/>
-          </w:rPr>
-          <w:rPr>
-            <w:color w:val="0000EE"/>
-            <w:u w:val="single"/>
-          </w:rPr>
-          <w:t>1:11–13</w:t>
-        </w:r>
-      </w:hyperlink>
+      <w:r>
+        <w:rPr>
+          <w:lang w:val="sw_KE" w:bidi="sw_KE"/>
+        </w:rPr>
+        <w:t>1:11–13</w:t>
+      </w:r>
       <w:r>
         <w:rPr>
           <w:lang w:val="sw_KE" w:bidi="sw_KE"/>
@@ -511,18 +451,12 @@
         </w:rPr>
         <w:t>A’,</w:t>
       </w:r>
-      <w:hyperlink r:id="rId22">
-        <w:r>
-          <w:rPr>
-            <w:lang w:val="sw_KE" w:bidi="sw_KE"/>
-          </w:rPr>
-          <w:rPr>
-            <w:color w:val="0000EE"/>
-            <w:u w:val="single"/>
-          </w:rPr>
-          <w:t>1:14–16</w:t>
-        </w:r>
-      </w:hyperlink>
+      <w:r>
+        <w:rPr>
+          <w:lang w:val="sw_KE" w:bidi="sw_KE"/>
+        </w:rPr>
+        <w:t>1:14–16</w:t>
+      </w:r>
       <w:r>
         <w:rPr>
           <w:lang w:val="sw_KE" w:bidi="sw_KE"/>
@@ -543,36 +477,24 @@
         </w:rPr>
         <w:t>Kisha Yuda anawaomba wasomaji wake moja kwa moja (</w:t>
       </w:r>
-      <w:hyperlink r:id="rId23">
-        <w:r>
-          <w:rPr>
-            <w:lang w:val="sw_KE" w:bidi="sw_KE"/>
-          </w:rPr>
-          <w:rPr>
-            <w:color w:val="0000EE"/>
-            <w:u w:val="single"/>
-          </w:rPr>
-          <w:t>1:17–23</w:t>
-        </w:r>
-      </w:hyperlink>
+      <w:r>
+        <w:rPr>
+          <w:lang w:val="sw_KE" w:bidi="sw_KE"/>
+        </w:rPr>
+        <w:t>1:17–23</w:t>
+      </w:r>
       <w:r>
         <w:rPr>
           <w:lang w:val="sw_KE" w:bidi="sw_KE"/>
         </w:rPr>
         <w:t>), akiwahimiza washikilie ukweli wa Mungu na kuwasaidia waumini ambao huenda wakajaribiwa kufuata walimu wa uongo. Barua inamalizika na doxolojia maarufu (</w:t>
       </w:r>
-      <w:hyperlink r:id="rId24">
-        <w:r>
-          <w:rPr>
-            <w:lang w:val="sw_KE" w:bidi="sw_KE"/>
-          </w:rPr>
-          <w:rPr>
-            <w:color w:val="0000EE"/>
-            <w:u w:val="single"/>
-          </w:rPr>
-          <w:t>1:24–25</w:t>
-        </w:r>
-      </w:hyperlink>
+      <w:r>
+        <w:rPr>
+          <w:lang w:val="sw_KE" w:bidi="sw_KE"/>
+        </w:rPr>
+        <w:t>1:24–25</w:t>
+      </w:r>
       <w:r>
         <w:rPr>
           <w:lang w:val="sw_KE" w:bidi="sw_KE"/>
@@ -604,216 +526,144 @@
         </w:rPr>
         <w:t>Yuda anajitambulisha kama “ndugu wa Yakobo” (</w:t>
       </w:r>
-      <w:hyperlink r:id="rId25">
-        <w:r>
-          <w:rPr>
-            <w:lang w:val="sw_KE" w:bidi="sw_KE"/>
-          </w:rPr>
-          <w:rPr>
-            <w:color w:val="0000EE"/>
-            <w:u w:val="single"/>
-          </w:rPr>
-          <w:t>1:1</w:t>
-        </w:r>
-      </w:hyperlink>
+      <w:r>
+        <w:rPr>
+          <w:lang w:val="sw_KE" w:bidi="sw_KE"/>
+        </w:rPr>
+        <w:t>1:1</w:t>
+      </w:r>
       <w:r>
         <w:rPr>
           <w:lang w:val="sw_KE" w:bidi="sw_KE"/>
         </w:rPr>
         <w:t>). Yakobo huyu ni karibu kabisa “ndugu wa Bwana” (</w:t>
       </w:r>
-      <w:hyperlink r:id="rId26">
-        <w:r>
-          <w:rPr>
-            <w:lang w:val="sw_KE" w:bidi="sw_KE"/>
-          </w:rPr>
-          <w:rPr>
-            <w:color w:val="0000EE"/>
-            <w:u w:val="single"/>
-          </w:rPr>
-          <w:t>Gal 1:19</w:t>
-        </w:r>
-      </w:hyperlink>
+      <w:r>
+        <w:rPr>
+          <w:lang w:val="sw_KE" w:bidi="sw_KE"/>
+        </w:rPr>
+        <w:t>Gal 1:19</w:t>
+      </w:r>
       <w:r>
         <w:rPr>
           <w:lang w:val="sw_KE" w:bidi="sw_KE"/>
         </w:rPr>
         <w:t xml:space="preserve">; tazama </w:t>
       </w:r>
-      <w:hyperlink r:id="rId27">
-        <w:r>
-          <w:rPr>
-            <w:lang w:val="sw_KE" w:bidi="sw_KE"/>
-          </w:rPr>
-          <w:rPr>
-            <w:color w:val="0000EE"/>
-            <w:u w:val="single"/>
-          </w:rPr>
-          <w:t>Matt 13:55</w:t>
-        </w:r>
-      </w:hyperlink>
+      <w:r>
+        <w:rPr>
+          <w:lang w:val="sw_KE" w:bidi="sw_KE"/>
+        </w:rPr>
+        <w:t>Matt 13:55</w:t>
+      </w:r>
       <w:r>
         <w:rPr>
           <w:lang w:val="sw_KE" w:bidi="sw_KE"/>
         </w:rPr>
         <w:t xml:space="preserve"> // </w:t>
       </w:r>
-      <w:hyperlink r:id="rId28">
-        <w:r>
-          <w:rPr>
-            <w:lang w:val="sw_KE" w:bidi="sw_KE"/>
-          </w:rPr>
-          <w:rPr>
-            <w:color w:val="0000EE"/>
-            <w:u w:val="single"/>
-          </w:rPr>
-          <w:t>Marko 6:3</w:t>
-        </w:r>
-      </w:hyperlink>
+      <w:r>
+        <w:rPr>
+          <w:lang w:val="sw_KE" w:bidi="sw_KE"/>
+        </w:rPr>
+        <w:t>Marko 6:3</w:t>
+      </w:r>
       <w:r>
         <w:rPr>
           <w:lang w:val="sw_KE" w:bidi="sw_KE"/>
         </w:rPr>
         <w:t>), ambaye alikuwa kiongozi maarufu wa kanisa la Yerusalemu (</w:t>
       </w:r>
-      <w:hyperlink r:id="rId29">
-        <w:r>
-          <w:rPr>
-            <w:lang w:val="sw_KE" w:bidi="sw_KE"/>
-          </w:rPr>
-          <w:rPr>
-            <w:color w:val="0000EE"/>
-            <w:u w:val="single"/>
-          </w:rPr>
-          <w:t>Matendo 15:13–21</w:t>
-        </w:r>
-      </w:hyperlink>
+      <w:r>
+        <w:rPr>
+          <w:lang w:val="sw_KE" w:bidi="sw_KE"/>
+        </w:rPr>
+        <w:t>Matendo 15:13–21</w:t>
+      </w:r>
       <w:r>
         <w:rPr>
           <w:lang w:val="sw_KE" w:bidi="sw_KE"/>
         </w:rPr>
         <w:t xml:space="preserve">; </w:t>
       </w:r>
-      <w:hyperlink r:id="rId30">
-        <w:r>
-          <w:rPr>
-            <w:lang w:val="sw_KE" w:bidi="sw_KE"/>
-          </w:rPr>
-          <w:rPr>
-            <w:color w:val="0000EE"/>
-            <w:u w:val="single"/>
-          </w:rPr>
-          <w:t>21:18</w:t>
-        </w:r>
-      </w:hyperlink>
+      <w:r>
+        <w:rPr>
+          <w:lang w:val="sw_KE" w:bidi="sw_KE"/>
+        </w:rPr>
+        <w:t>21:18</w:t>
+      </w:r>
       <w:r>
         <w:rPr>
           <w:lang w:val="sw_KE" w:bidi="sw_KE"/>
         </w:rPr>
         <w:t xml:space="preserve">) na aliandika barua ya Yakobo. Kwa hiyo, Yuda pia alikuwa ndugu wa Yesu (Yuda anaitwa “Yuda” katika </w:t>
       </w:r>
-      <w:hyperlink r:id="rId27">
-        <w:r>
-          <w:rPr>
-            <w:lang w:val="sw_KE" w:bidi="sw_KE"/>
-          </w:rPr>
-          <w:rPr>
-            <w:color w:val="0000EE"/>
-            <w:u w:val="single"/>
-          </w:rPr>
-          <w:t>Matt 13:55</w:t>
-        </w:r>
-      </w:hyperlink>
+      <w:r>
+        <w:rPr>
+          <w:lang w:val="sw_KE" w:bidi="sw_KE"/>
+        </w:rPr>
+        <w:t>Matt 13:55</w:t>
+      </w:r>
       <w:r>
         <w:rPr>
           <w:lang w:val="sw_KE" w:bidi="sw_KE"/>
         </w:rPr>
         <w:t xml:space="preserve"> // </w:t>
       </w:r>
-      <w:hyperlink r:id="rId28">
-        <w:r>
-          <w:rPr>
-            <w:lang w:val="sw_KE" w:bidi="sw_KE"/>
-          </w:rPr>
-          <w:rPr>
-            <w:color w:val="0000EE"/>
-            <w:u w:val="single"/>
-          </w:rPr>
-          <w:t>Marko 6:3</w:t>
-        </w:r>
-      </w:hyperlink>
+      <w:r>
+        <w:rPr>
+          <w:lang w:val="sw_KE" w:bidi="sw_KE"/>
+        </w:rPr>
+        <w:t>Marko 6:3</w:t>
+      </w:r>
       <w:r>
         <w:rPr>
           <w:lang w:val="sw_KE" w:bidi="sw_KE"/>
         </w:rPr>
         <w:t>). Yuda na ndugu wengine wa Yesu hawakumfuata Yesu wakati wa huduma yake duniani (</w:t>
       </w:r>
-      <w:hyperlink r:id="rId31">
-        <w:r>
-          <w:rPr>
-            <w:lang w:val="sw_KE" w:bidi="sw_KE"/>
-          </w:rPr>
-          <w:rPr>
-            <w:color w:val="0000EE"/>
-            <w:u w:val="single"/>
-          </w:rPr>
-          <w:t>Yohana 7:5</w:t>
-        </w:r>
-      </w:hyperlink>
+      <w:r>
+        <w:rPr>
+          <w:lang w:val="sw_KE" w:bidi="sw_KE"/>
+        </w:rPr>
+        <w:t>Yohana 7:5</w:t>
+      </w:r>
       <w:r>
         <w:rPr>
           <w:lang w:val="sw_KE" w:bidi="sw_KE"/>
         </w:rPr>
         <w:t xml:space="preserve">), lakini inaonekana walikuwa waumini baada ya ufufuo (tazama </w:t>
       </w:r>
-      <w:hyperlink r:id="rId32">
-        <w:r>
-          <w:rPr>
-            <w:lang w:val="sw_KE" w:bidi="sw_KE"/>
-          </w:rPr>
-          <w:rPr>
-            <w:color w:val="0000EE"/>
-            <w:u w:val="single"/>
-          </w:rPr>
-          <w:t>Matendo 1:14</w:t>
-        </w:r>
-      </w:hyperlink>
+      <w:r>
+        <w:rPr>
+          <w:lang w:val="sw_KE" w:bidi="sw_KE"/>
+        </w:rPr>
+        <w:t>Matendo 1:14</w:t>
+      </w:r>
       <w:r>
         <w:rPr>
           <w:lang w:val="sw_KE" w:bidi="sw_KE"/>
         </w:rPr>
         <w:t xml:space="preserve">; </w:t>
       </w:r>
-      <w:hyperlink r:id="rId33">
-        <w:r>
-          <w:rPr>
-            <w:lang w:val="sw_KE" w:bidi="sw_KE"/>
-          </w:rPr>
-          <w:rPr>
-            <w:color w:val="0000EE"/>
-            <w:u w:val="single"/>
-          </w:rPr>
-          <w:t>1 Cor 15:7</w:t>
-        </w:r>
-      </w:hyperlink>
+      <w:r>
+        <w:rPr>
+          <w:lang w:val="sw_KE" w:bidi="sw_KE"/>
+        </w:rPr>
+        <w:t>1 Cor 15:7</w:t>
+      </w:r>
       <w:r>
         <w:rPr>
           <w:lang w:val="sw_KE" w:bidi="sw_KE"/>
         </w:rPr>
         <w:t>) na walisafiri kueneza ujumbe kuhusu Bwana aliyefufuka (</w:t>
       </w:r>
-      <w:hyperlink r:id="rId34">
-        <w:r>
-          <w:rPr>
-            <w:lang w:val="sw_KE" w:bidi="sw_KE"/>
-          </w:rPr>
-          <w:rPr>
-            <w:color w:val="0000EE"/>
-            <w:u w:val="single"/>
-          </w:rPr>
-          <w:t>1 Cor 9:5</w:t>
-        </w:r>
-      </w:hyperlink>
+      <w:r>
+        <w:rPr>
+          <w:lang w:val="sw_KE" w:bidi="sw_KE"/>
+        </w:rPr>
+        <w:t>1 Cor 9:5</w:t>
+      </w:r>
       <w:r>
         <w:rPr>
           <w:lang w:val="sw_KE" w:bidi="sw_KE"/>
@@ -882,108 +732,72 @@
         </w:rPr>
         <w:t>Walimu wa Uongo. Walimu wa uongo wa aina nyingi wamewasumbua watu wa Mungu kwa miaka mingi. Barua ya Yuda ni ukumbusho wenye nguvu wa uwezo wao wa kuumiza jamii na inatoa taswira kali ya hatima yao mbaya. Maelezo ya Yuda kuhusu walimu wa uongo yanatumia kwa nguvu Agano la Kale na mila nyingine za Kiyahudi. Yuda anawalinganisha walimu wa uongo na Waisraeli waasi katika nyika (</w:t>
       </w:r>
-      <w:hyperlink r:id="rId35">
-        <w:r>
-          <w:rPr>
-            <w:lang w:val="sw_KE" w:bidi="sw_KE"/>
-          </w:rPr>
-          <w:rPr>
-            <w:color w:val="0000EE"/>
-            <w:u w:val="single"/>
-          </w:rPr>
-          <w:t>1:5</w:t>
-        </w:r>
-      </w:hyperlink>
+      <w:r>
+        <w:rPr>
+          <w:lang w:val="sw_KE" w:bidi="sw_KE"/>
+        </w:rPr>
+        <w:t>1:5</w:t>
+      </w:r>
       <w:r>
         <w:rPr>
           <w:lang w:val="sw_KE" w:bidi="sw_KE"/>
         </w:rPr>
         <w:t>), malaika waliomuasi Mungu (</w:t>
       </w:r>
-      <w:hyperlink r:id="rId36">
-        <w:r>
-          <w:rPr>
-            <w:lang w:val="sw_KE" w:bidi="sw_KE"/>
-          </w:rPr>
-          <w:rPr>
-            <w:color w:val="0000EE"/>
-            <w:u w:val="single"/>
-          </w:rPr>
-          <w:t>1:6</w:t>
-        </w:r>
-      </w:hyperlink>
+      <w:r>
+        <w:rPr>
+          <w:lang w:val="sw_KE" w:bidi="sw_KE"/>
+        </w:rPr>
+        <w:t>1:6</w:t>
+      </w:r>
       <w:r>
         <w:rPr>
           <w:lang w:val="sw_KE" w:bidi="sw_KE"/>
         </w:rPr>
         <w:t>), na wenye dhambi wa Sodoma na Gomora (</w:t>
       </w:r>
-      <w:hyperlink r:id="rId37">
-        <w:r>
-          <w:rPr>
-            <w:lang w:val="sw_KE" w:bidi="sw_KE"/>
-          </w:rPr>
-          <w:rPr>
-            <w:color w:val="0000EE"/>
-            <w:u w:val="single"/>
-          </w:rPr>
-          <w:t>1:7</w:t>
-        </w:r>
-      </w:hyperlink>
+      <w:r>
+        <w:rPr>
+          <w:lang w:val="sw_KE" w:bidi="sw_KE"/>
+        </w:rPr>
+        <w:t>1:7</w:t>
+      </w:r>
       <w:r>
         <w:rPr>
           <w:lang w:val="sw_KE" w:bidi="sw_KE"/>
         </w:rPr>
         <w:t xml:space="preserve">). Walimu wa uongo ni kama Kaini (Tazama </w:t>
       </w:r>
-      <w:hyperlink r:id="rId38">
-        <w:r>
-          <w:rPr>
-            <w:lang w:val="sw_KE" w:bidi="sw_KE"/>
-          </w:rPr>
-          <w:rPr>
-            <w:color w:val="0000EE"/>
-            <w:u w:val="single"/>
-          </w:rPr>
-          <w:t>Mwa 4</w:t>
-        </w:r>
-      </w:hyperlink>
+      <w:r>
+        <w:rPr>
+          <w:lang w:val="sw_KE" w:bidi="sw_KE"/>
+        </w:rPr>
+        <w:t>Mwa 4</w:t>
+      </w:r>
       <w:r>
         <w:rPr>
           <w:lang w:val="sw_KE" w:bidi="sw_KE"/>
         </w:rPr>
         <w:t xml:space="preserve">), Balaamu (angalia </w:t>
       </w:r>
-      <w:hyperlink r:id="rId39">
-        <w:r>
-          <w:rPr>
-            <w:lang w:val="sw_KE" w:bidi="sw_KE"/>
-          </w:rPr>
-          <w:rPr>
-            <w:color w:val="0000EE"/>
-            <w:u w:val="single"/>
-          </w:rPr>
-          <w:t>Hes 22–24</w:t>
-        </w:r>
-      </w:hyperlink>
+      <w:r>
+        <w:rPr>
+          <w:lang w:val="sw_KE" w:bidi="sw_KE"/>
+        </w:rPr>
+        <w:t>Hes 22–24</w:t>
+      </w:r>
       <w:r>
         <w:rPr>
           <w:lang w:val="sw_KE" w:bidi="sw_KE"/>
         </w:rPr>
         <w:t xml:space="preserve">), na Kora (angalia </w:t>
       </w:r>
-      <w:hyperlink r:id="rId40">
-        <w:r>
-          <w:rPr>
-            <w:lang w:val="sw_KE" w:bidi="sw_KE"/>
-          </w:rPr>
-          <w:rPr>
-            <w:color w:val="0000EE"/>
-            <w:u w:val="single"/>
-          </w:rPr>
-          <w:t>Hes 16</w:t>
-        </w:r>
-      </w:hyperlink>
+      <w:r>
+        <w:rPr>
+          <w:lang w:val="sw_KE" w:bidi="sw_KE"/>
+        </w:rPr>
+        <w:t>Hes 16</w:t>
+      </w:r>
       <w:r>
         <w:rPr>
           <w:lang w:val="sw_KE" w:bidi="sw_KE"/>
@@ -1004,54 +818,36 @@
         </w:rPr>
         <w:t xml:space="preserve">Kutetea Imani. Katika </w:t>
       </w:r>
-      <w:hyperlink r:id="rId41">
-        <w:r>
-          <w:rPr>
-            <w:lang w:val="sw_KE" w:bidi="sw_KE"/>
-          </w:rPr>
-          <w:rPr>
-            <w:color w:val="0000EE"/>
-            <w:u w:val="single"/>
-          </w:rPr>
-          <w:t>1:3</w:t>
-        </w:r>
-      </w:hyperlink>
+      <w:r>
+        <w:rPr>
+          <w:lang w:val="sw_KE" w:bidi="sw_KE"/>
+        </w:rPr>
+        <w:t>1:3</w:t>
+      </w:r>
       <w:r>
         <w:rPr>
           <w:lang w:val="sw_KE" w:bidi="sw_KE"/>
         </w:rPr>
         <w:t>, Yuda anasisitiza kuwa kuna ujumbe muhimu katika kanisa la awali ambao unatumika kama msingi wa imani ya Kikristo. Paulo anafikiria jambo hilo hilo anapomhimiza Timotheo “kulinda kile Mungu alichokukabidhi” (</w:t>
       </w:r>
-      <w:hyperlink r:id="rId42">
-        <w:r>
-          <w:rPr>
-            <w:lang w:val="sw_KE" w:bidi="sw_KE"/>
-          </w:rPr>
-          <w:rPr>
-            <w:color w:val="0000EE"/>
-            <w:u w:val="single"/>
-          </w:rPr>
-          <w:t>1 Tim 6:20</w:t>
-        </w:r>
-      </w:hyperlink>
+      <w:r>
+        <w:rPr>
+          <w:lang w:val="sw_KE" w:bidi="sw_KE"/>
+        </w:rPr>
+        <w:t>1 Tim 6:20</w:t>
+      </w:r>
       <w:r>
         <w:rPr>
           <w:lang w:val="sw_KE" w:bidi="sw_KE"/>
         </w:rPr>
         <w:t xml:space="preserve">; tazama </w:t>
       </w:r>
-      <w:hyperlink r:id="rId43">
-        <w:r>
-          <w:rPr>
-            <w:lang w:val="sw_KE" w:bidi="sw_KE"/>
-          </w:rPr>
-          <w:rPr>
-            <w:color w:val="0000EE"/>
-            <w:u w:val="single"/>
-          </w:rPr>
-          <w:t>2 Tim 1:14</w:t>
-        </w:r>
-      </w:hyperlink>
+      <w:r>
+        <w:rPr>
+          <w:lang w:val="sw_KE" w:bidi="sw_KE"/>
+        </w:rPr>
+        <w:t>2 Tim 1:14</w:t>
+      </w:r>
       <w:r>
         <w:rPr>
           <w:lang w:val="sw_KE" w:bidi="sw_KE"/>
@@ -1072,18 +868,12 @@
         </w:rPr>
         <w:t xml:space="preserve">Kuwa Mkristo kunamaanisha kuwa na imani kwa Mungu na upendo kwa wengine; pia kunamaanisha kukiri kwa furaha ukweli ambao Mungu amefunua kupitia Yesu Kristo. Hatuwezi kuonyesha imani ya kweli kwa Mungu bila kukubali ukweli ambao ameufunua. Kwa sababu hii, Wakristo wa mapema, hata katika kipindi cha Agano Jipya, waliunda kauli za imani ili kufupisha mambo muhimu ya ukweli wa Kikristo (kwa mfano, </w:t>
       </w:r>
-      <w:hyperlink r:id="rId44">
-        <w:r>
-          <w:rPr>
-            <w:lang w:val="sw_KE" w:bidi="sw_KE"/>
-          </w:rPr>
-          <w:rPr>
-            <w:color w:val="0000EE"/>
-            <w:u w:val="single"/>
-          </w:rPr>
-          <w:t>1 Tim 3:16</w:t>
-        </w:r>
-      </w:hyperlink>
+      <w:r>
+        <w:rPr>
+          <w:lang w:val="sw_KE" w:bidi="sw_KE"/>
+        </w:rPr>
+        <w:t>1 Tim 3:16</w:t>
+      </w:r>
       <w:r>
         <w:rPr>
           <w:lang w:val="sw_KE" w:bidi="sw_KE"/>
